--- a/mps-nivel-c/oficial/04_registros/AASP_Andamento-Processuais/REV-AASPAP01-002_Registro-de-Revisao-por-Pares-por-Entrega.docx
+++ b/mps-nivel-c/oficial/04_registros/AASP_Andamento-Processuais/REV-AASPAP01-002_Registro-de-Revisao-por-Pares-por-Entrega.docx
@@ -174,7 +174,7 @@
           </w:tcPr>
           <w:p>
             <w:r>
-              <w:t>11/06/2026</w:t>
+              <w:t>09/06/2026</w:t>
             </w:r>
           </w:p>
         </w:tc>
@@ -663,7 +663,7 @@
           </w:tcPr>
           <w:p>
             <w:r>
-              <w:t>11/06/2026</w:t>
+              <w:t>09/06/2026</w:t>
             </w:r>
           </w:p>
         </w:tc>
@@ -673,7 +673,7 @@
           </w:tcPr>
           <w:p>
             <w:r>
-              <w:t>Time de Melhoria Contínua</w:t>
+              <w:t>Equipe Técnica</w:t>
             </w:r>
           </w:p>
         </w:tc>

--- a/mps-nivel-c/oficial/04_registros/AASP_Andamento-Processuais/REV-AASPAP01-002_Registro-de-Revisao-por-Pares-por-Entrega.docx
+++ b/mps-nivel-c/oficial/04_registros/AASP_Andamento-Processuais/REV-AASPAP01-002_Registro-de-Revisao-por-Pares-por-Entrega.docx
@@ -12,7 +12,7 @@
     </w:p>
     <w:p>
       <w:r>
-        <w:t>REV-AASPAP01-002   ·   Versão 1.0   ·   11/06/2026   ·   Timeware Brasil</w:t>
+        <w:t>REV-AASPAP01-002   ·   Versão 1.0   ·   09/06/2026   ·   Timeware Brasil</w:t>
       </w:r>
     </w:p>
     <w:tbl>

--- a/mps-nivel-c/oficial/04_registros/AASP_Andamento-Processuais/REV-AASPAP01-002_Registro-de-Revisao-por-Pares-por-Entrega.docx
+++ b/mps-nivel-c/oficial/04_registros/AASP_Andamento-Processuais/REV-AASPAP01-002_Registro-de-Revisao-por-Pares-por-Entrega.docx
@@ -12,7 +12,7 @@
     </w:p>
     <w:p>
       <w:r>
-        <w:t>REV-AASPAP01-002   ·   Versão 1.0   ·   09/06/2026   ·   Timeware Brasil</w:t>
+        <w:t>REV-AASPAP01-002   ·   Versão 1.2   ·   24/06/2026   ·   Timeware Brasil</w:t>
       </w:r>
     </w:p>
     <w:tbl>
@@ -152,7 +152,7 @@
           </w:tcPr>
           <w:p>
             <w:r>
-              <w:t>1.0</w:t>
+              <w:t>1.2</w:t>
             </w:r>
           </w:p>
         </w:tc>
@@ -174,7 +174,7 @@
           </w:tcPr>
           <w:p>
             <w:r>
-              <w:t>09/06/2026</w:t>
+              <w:t>24/06/2026</w:t>
             </w:r>
           </w:p>
         </w:tc>
@@ -234,7 +234,7 @@
     </w:p>
     <w:p>
       <w:r>
-        <w:t>O projeto é gerido por fases/entregas (sem sprints/story points). Cada entrega corresponde a um Merge Request (MR) no GitLab, integrado em develop (e em prod via release/hotfix) somente após revisão de ao menos um membro distinto do autor. O MR é o registro da revisão. Este documento consolida a revisão por entrega; o registro consolidado por marco está em REV-AASPAP01-001.</w:t>
+        <w:t>O projeto é gerido por fases/entregas (sem sprints/story points). Cada entrega corresponde a um Merge Request (MR) no GitLab, integrado em develop (e em prod via release/hotfix) somente após revisão de ao menos dois membros distintos do autor. O MR é o registro da revisão. Este documento consolida a revisão por entrega; o registro consolidado por marco está em REV-AASPAP01-001.</w:t>
       </w:r>
     </w:p>
     <w:p>
@@ -317,7 +317,163 @@
           </w:tcPr>
           <w:p>
             <w:r>
-              <w:t>ERRO-1 — campo Observacao por instância</w:t>
+              <w:t>!18 — PR 1402: Integração de endpoint para publicação no RabbitMQ</w:t>
+            </w:r>
+          </w:p>
+        </w:tc>
+        <w:tc>
+          <w:tcPr>
+            <w:tcW w:type="dxa" w:w="1728"/>
+          </w:tcPr>
+          <w:p>
+            <w:r>
+              <w:t>F2–F3</w:t>
+            </w:r>
+          </w:p>
+        </w:tc>
+        <w:tc>
+          <w:tcPr>
+            <w:tcW w:type="dxa" w:w="1728"/>
+          </w:tcPr>
+          <w:p>
+            <w:r>
+              <w:t>Raony Chagas</w:t>
+            </w:r>
+          </w:p>
+        </w:tc>
+        <w:tc>
+          <w:tcPr>
+            <w:tcW w:type="dxa" w:w="1728"/>
+          </w:tcPr>
+          <w:p>
+            <w:r>
+              <w:t>Cézar Hiraki Velázquez; Abraão Oliveira</w:t>
+            </w:r>
+          </w:p>
+        </w:tc>
+        <w:tc>
+          <w:tcPr>
+            <w:tcW w:type="dxa" w:w="1728"/>
+          </w:tcPr>
+          <w:p>
+            <w:r>
+              <w:t>Aprovado; fila unificada WorkerAndamentos (RabbitMQ)</w:t>
+            </w:r>
+          </w:p>
+        </w:tc>
+      </w:tr>
+      <w:tr>
+        <w:tc>
+          <w:tcPr>
+            <w:tcW w:type="dxa" w:w="1728"/>
+          </w:tcPr>
+          <w:p>
+            <w:r>
+              <w:t>!19 — PR 1401: Criação de controle por instância (processamento background)</w:t>
+            </w:r>
+          </w:p>
+        </w:tc>
+        <w:tc>
+          <w:tcPr>
+            <w:tcW w:type="dxa" w:w="1728"/>
+          </w:tcPr>
+          <w:p>
+            <w:r>
+              <w:t>F4</w:t>
+            </w:r>
+          </w:p>
+        </w:tc>
+        <w:tc>
+          <w:tcPr>
+            <w:tcW w:type="dxa" w:w="1728"/>
+          </w:tcPr>
+          <w:p>
+            <w:r>
+              <w:t>Renan Kiyoshi</w:t>
+            </w:r>
+          </w:p>
+        </w:tc>
+        <w:tc>
+          <w:tcPr>
+            <w:tcW w:type="dxa" w:w="1728"/>
+          </w:tcPr>
+          <w:p>
+            <w:r>
+              <w:t>Cézar Hiraki Velázquez; Raony Chagas</w:t>
+            </w:r>
+          </w:p>
+        </w:tc>
+        <w:tc>
+          <w:tcPr>
+            <w:tcW w:type="dxa" w:w="1728"/>
+          </w:tcPr>
+          <w:p>
+            <w:r>
+              <w:t>Aprovado; base do controle por instância (Observacao/erro)</w:t>
+            </w:r>
+          </w:p>
+        </w:tc>
+      </w:tr>
+      <w:tr>
+        <w:tc>
+          <w:tcPr>
+            <w:tcW w:type="dxa" w:w="1728"/>
+          </w:tcPr>
+          <w:p>
+            <w:r>
+              <w:t>!21 — PR 1427: Correção na definição do Status dos processoCapturas</w:t>
+            </w:r>
+          </w:p>
+        </w:tc>
+        <w:tc>
+          <w:tcPr>
+            <w:tcW w:type="dxa" w:w="1728"/>
+          </w:tcPr>
+          <w:p>
+            <w:r>
+              <w:t>F4</w:t>
+            </w:r>
+          </w:p>
+        </w:tc>
+        <w:tc>
+          <w:tcPr>
+            <w:tcW w:type="dxa" w:w="1728"/>
+          </w:tcPr>
+          <w:p>
+            <w:r>
+              <w:t>Raony Chagas</w:t>
+            </w:r>
+          </w:p>
+        </w:tc>
+        <w:tc>
+          <w:tcPr>
+            <w:tcW w:type="dxa" w:w="1728"/>
+          </w:tcPr>
+          <w:p>
+            <w:r>
+              <w:t>Cézar Hiraki Velázquez; Abraão Oliveira</w:t>
+            </w:r>
+          </w:p>
+        </w:tc>
+        <w:tc>
+          <w:tcPr>
+            <w:tcW w:type="dxa" w:w="1728"/>
+          </w:tcPr>
+          <w:p>
+            <w:r>
+              <w:t>Aprovado; status/erro por instância (status 8 / parcial)</w:t>
+            </w:r>
+          </w:p>
+        </w:tc>
+      </w:tr>
+      <w:tr>
+        <w:tc>
+          <w:tcPr>
+            <w:tcW w:type="dxa" w:w="1728"/>
+          </w:tcPr>
+          <w:p>
+            <w:r>
+              <w:t>!22 — PR 1455: Verificação e atualização das movimentações no webhook</w:t>
             </w:r>
           </w:p>
         </w:tc>
@@ -347,7 +503,7 @@
           </w:tcPr>
           <w:p>
             <w:r>
-              <w:t>Cézar Hiraki Velázquez</w:t>
+              <w:t>Cézar Hiraki Velázquez; Abraão Oliveira</w:t>
             </w:r>
           </w:p>
         </w:tc>
@@ -357,7 +513,7 @@
           </w:tcPr>
           <w:p>
             <w:r>
-              <w:t>Aprovado; trata erro por instância (RF07/RF08)</w:t>
+              <w:t>Aprovado; movimentações via webhook (RNF03/RNF04)</w:t>
             </w:r>
           </w:p>
         </w:tc>
@@ -369,163 +525,7 @@
           </w:tcPr>
           <w:p>
             <w:r>
-              <w:t>NUP-1 — NUP inválido (status 8 / resposta 10)</w:t>
-            </w:r>
-          </w:p>
-        </w:tc>
-        <w:tc>
-          <w:tcPr>
-            <w:tcW w:type="dxa" w:w="1728"/>
-          </w:tcPr>
-          <w:p>
-            <w:r>
-              <w:t>F4</w:t>
-            </w:r>
-          </w:p>
-        </w:tc>
-        <w:tc>
-          <w:tcPr>
-            <w:tcW w:type="dxa" w:w="1728"/>
-          </w:tcPr>
-          <w:p>
-            <w:r>
-              <w:t>Mateus Veloso</w:t>
-            </w:r>
-          </w:p>
-        </w:tc>
-        <w:tc>
-          <w:tcPr>
-            <w:tcW w:type="dxa" w:w="1728"/>
-          </w:tcPr>
-          <w:p>
-            <w:r>
-              <w:t>Cézar Hiraki Velázquez</w:t>
-            </w:r>
-          </w:p>
-        </w:tc>
-        <w:tc>
-          <w:tcPr>
-            <w:tcW w:type="dxa" w:w="1728"/>
-          </w:tcPr>
-          <w:p>
-            <w:r>
-              <w:t>Aprovado; BUG-04 tratado na revisão</w:t>
-            </w:r>
-          </w:p>
-        </w:tc>
-      </w:tr>
-      <w:tr>
-        <w:tc>
-          <w:tcPr>
-            <w:tcW w:type="dxa" w:w="1728"/>
-          </w:tcPr>
-          <w:p>
-            <w:r>
-              <w:t>RETRY-1 — retry no envio do webhook</w:t>
-            </w:r>
-          </w:p>
-        </w:tc>
-        <w:tc>
-          <w:tcPr>
-            <w:tcW w:type="dxa" w:w="1728"/>
-          </w:tcPr>
-          <w:p>
-            <w:r>
-              <w:t>F4</w:t>
-            </w:r>
-          </w:p>
-        </w:tc>
-        <w:tc>
-          <w:tcPr>
-            <w:tcW w:type="dxa" w:w="1728"/>
-          </w:tcPr>
-          <w:p>
-            <w:r>
-              <w:t>Raony Chagas</w:t>
-            </w:r>
-          </w:p>
-        </w:tc>
-        <w:tc>
-          <w:tcPr>
-            <w:tcW w:type="dxa" w:w="1728"/>
-          </w:tcPr>
-          <w:p>
-            <w:r>
-              <w:t>Cézar Hiraki Velázquez</w:t>
-            </w:r>
-          </w:p>
-        </w:tc>
-        <w:tc>
-          <w:tcPr>
-            <w:tcW w:type="dxa" w:w="1728"/>
-          </w:tcPr>
-          <w:p>
-            <w:r>
-              <w:t>Aprovado; não-perda de dados (RNF04)</w:t>
-            </w:r>
-          </w:p>
-        </w:tc>
-      </w:tr>
-      <w:tr>
-        <w:tc>
-          <w:tcPr>
-            <w:tcW w:type="dxa" w:w="1728"/>
-          </w:tcPr>
-          <w:p>
-            <w:r>
-              <w:t>REGR-1 — regressão EPROC/ESAJ</w:t>
-            </w:r>
-          </w:p>
-        </w:tc>
-        <w:tc>
-          <w:tcPr>
-            <w:tcW w:type="dxa" w:w="1728"/>
-          </w:tcPr>
-          <w:p>
-            <w:r>
-              <w:t>F4</w:t>
-            </w:r>
-          </w:p>
-        </w:tc>
-        <w:tc>
-          <w:tcPr>
-            <w:tcW w:type="dxa" w:w="1728"/>
-          </w:tcPr>
-          <w:p>
-            <w:r>
-              <w:t>Raony Chagas</w:t>
-            </w:r>
-          </w:p>
-        </w:tc>
-        <w:tc>
-          <w:tcPr>
-            <w:tcW w:type="dxa" w:w="1728"/>
-          </w:tcPr>
-          <w:p>
-            <w:r>
-              <w:t>Cézar Hiraki Velázquez</w:t>
-            </w:r>
-          </w:p>
-        </w:tc>
-        <w:tc>
-          <w:tcPr>
-            <w:tcW w:type="dxa" w:w="1728"/>
-          </w:tcPr>
-          <w:p>
-            <w:r>
-              <w:t>Aprovado; sem regressão (CT-12)</w:t>
-            </w:r>
-          </w:p>
-        </w:tc>
-      </w:tr>
-      <w:tr>
-        <w:tc>
-          <w:tcPr>
-            <w:tcW w:type="dxa" w:w="1728"/>
-          </w:tcPr>
-          <w:p>
-            <w:r>
-              <w:t>hotfix — nullabilidade em CapturaLogin (produção)</w:t>
+              <w:t>!26 — PR 1720: Integração da API do CNJ</w:t>
             </w:r>
           </w:p>
         </w:tc>
@@ -555,7 +555,7 @@
           </w:tcPr>
           <w:p>
             <w:r>
-              <w:t>Cézar Hiraki Velázquez</w:t>
+              <w:t>Cézar Hiraki Velázquez; Abraão Oliveira</w:t>
             </w:r>
           </w:p>
         </w:tc>
@@ -565,7 +565,59 @@
           </w:tcPr>
           <w:p>
             <w:r>
-              <w:t>Aprovado; contenção pré-go-live (release v2.0.1)</w:t>
+              <w:t>Aprovado; captura multi-fonte DataJud/CNJ</w:t>
+            </w:r>
+          </w:p>
+        </w:tc>
+      </w:tr>
+      <w:tr>
+        <w:tc>
+          <w:tcPr>
+            <w:tcW w:type="dxa" w:w="1728"/>
+          </w:tcPr>
+          <w:p>
+            <w:r>
+              <w:t>!23 — PR 1465: Correção CapturaLogin como null (nullabilidade)</w:t>
+            </w:r>
+          </w:p>
+        </w:tc>
+        <w:tc>
+          <w:tcPr>
+            <w:tcW w:type="dxa" w:w="1728"/>
+          </w:tcPr>
+          <w:p>
+            <w:r>
+              <w:t>F5</w:t>
+            </w:r>
+          </w:p>
+        </w:tc>
+        <w:tc>
+          <w:tcPr>
+            <w:tcW w:type="dxa" w:w="1728"/>
+          </w:tcPr>
+          <w:p>
+            <w:r>
+              <w:t>Raony Chagas</w:t>
+            </w:r>
+          </w:p>
+        </w:tc>
+        <w:tc>
+          <w:tcPr>
+            <w:tcW w:type="dxa" w:w="1728"/>
+          </w:tcPr>
+          <w:p>
+            <w:r>
+              <w:t>Cézar Hiraki Velázquez; Abraão Oliveira</w:t>
+            </w:r>
+          </w:p>
+        </w:tc>
+        <w:tc>
+          <w:tcPr>
+            <w:tcW w:type="dxa" w:w="1728"/>
+          </w:tcPr>
+          <w:p>
+            <w:r>
+              <w:t>Aprovado; contenção pré-go-live (release v1.5.1)</w:t>
             </w:r>
           </w:p>
         </w:tc>
@@ -581,7 +633,7 @@
     </w:p>
     <w:p>
       <w:r>
-        <w:t>Todas as entregas foram integradas após revisão por ao menos um par além do autor, conforme a política de GCO-AASPAP01-001. Os apontamentos que geraram correção estão associados aos defeitos BUG-01 a BUG-05 (ver REL-VV-AASPAP01-001), resolvidos antes da implantação.</w:t>
+        <w:t>Todas as entregas foram integradas após revisão por ao menos dois pares além do autor, conforme a política de GCO-AASPAP01-001. Os apontamentos que geraram correção estão associados aos defeitos BUG-01 a BUG-05 (ver REL-VV-AASPAP01-001), resolvidos antes da implantação.</w:t>
       </w:r>
     </w:p>
     <w:p>
@@ -621,7 +673,7 @@
           </w:tcPr>
           <w:p>
             <w:r>
-              <w:t>Data</w:t>
+              <w:t>1.2</w:t>
             </w:r>
           </w:p>
         </w:tc>
@@ -684,6 +736,90 @@
           <w:p>
             <w:r>
               <w:t>Registro de revisão por pares por entrega (Merge Requests do GitLab), complementando o registro consolidado REV-AASPAP01-001.</w:t>
+            </w:r>
+          </w:p>
+        </w:tc>
+      </w:tr>
+      <w:tr>
+        <w:tc>
+          <w:tcPr>
+            <w:tcW w:type="dxa" w:w="2160"/>
+          </w:tcPr>
+          <w:p>
+            <w:r>
+              <w:t>1.1</w:t>
+            </w:r>
+          </w:p>
+        </w:tc>
+        <w:tc>
+          <w:tcPr>
+            <w:tcW w:type="dxa" w:w="2160"/>
+          </w:tcPr>
+          <w:p>
+            <w:r>
+              <w:t>24/06/2026</w:t>
+            </w:r>
+          </w:p>
+        </w:tc>
+        <w:tc>
+          <w:tcPr>
+            <w:tcW w:type="dxa" w:w="2160"/>
+          </w:tcPr>
+          <w:p>
+            <w:r>
+              <w:t>Equipe Técnica</w:t>
+            </w:r>
+          </w:p>
+        </w:tc>
+        <w:tc>
+          <w:tcPr>
+            <w:tcW w:type="dxa" w:w="2160"/>
+          </w:tcPr>
+          <w:p>
+            <w:r>
+              <w:t>Reconciliação com o GitLab: 2 revisores por entrega (antes 1); hotfix como release v1.5.1 (antes v2.0.1); vínculo !iid (MR real) por entrega.</w:t>
+            </w:r>
+          </w:p>
+        </w:tc>
+      </w:tr>
+      <w:tr>
+        <w:tc>
+          <w:tcPr>
+            <w:tcW w:type="dxa" w:w="2160"/>
+          </w:tcPr>
+          <w:p>
+            <w:r>
+              <w:t>1.2</w:t>
+            </w:r>
+          </w:p>
+        </w:tc>
+        <w:tc>
+          <w:tcPr>
+            <w:tcW w:type="dxa" w:w="2160"/>
+          </w:tcPr>
+          <w:p>
+            <w:r>
+              <w:t>24/06/2026</w:t>
+            </w:r>
+          </w:p>
+        </w:tc>
+        <w:tc>
+          <w:tcPr>
+            <w:tcW w:type="dxa" w:w="2160"/>
+          </w:tcPr>
+          <w:p>
+            <w:r>
+              <w:t>Equipe Técnica</w:t>
+            </w:r>
+          </w:p>
+        </w:tc>
+        <w:tc>
+          <w:tcPr>
+            <w:tcW w:type="dxa" w:w="2160"/>
+          </w:tcPr>
+          <w:p>
+            <w:r>
+              <w:t>Entregas reescritas para os Merge Requests reais do GitLab (Fase 3–5), com autor e dois revisores conforme a ferramenta.</w:t>
             </w:r>
           </w:p>
         </w:tc>
